--- a/Documentazione/cockburn/view_issue_list.docx
+++ b/Documentazione/cockburn/view_issue_list.docx
@@ -1412,21 +1412,7 @@
               <w:rPr>
                 <w:rFonts w:ascii="Calibri" w:eastAsia="Calibri" w:hAnsi="Calibri" w:cs="Calibri"/>
               </w:rPr>
-              <w:t xml:space="preserve">Torna allo step </w:t>
-            </w:r>
-            <w:proofErr w:type="gramStart"/>
-            <w:r>
-              <w:rPr>
-                <w:rFonts w:ascii="Calibri" w:eastAsia="Calibri" w:hAnsi="Calibri" w:cs="Calibri"/>
-              </w:rPr>
-              <w:t>2</w:t>
-            </w:r>
-            <w:proofErr w:type="gramEnd"/>
-            <w:r>
-              <w:rPr>
-                <w:rFonts w:ascii="Calibri" w:eastAsia="Calibri" w:hAnsi="Calibri" w:cs="Calibri"/>
-              </w:rPr>
-              <w:t xml:space="preserve"> del </w:t>
+              <w:t xml:space="preserve">Torna allo step 2 del </w:t>
             </w:r>
             <w:proofErr w:type="spellStart"/>
             <w:r>
@@ -4340,21 +4326,7 @@
               <w:rPr>
                 <w:rFonts w:ascii="Calibri" w:eastAsia="Calibri" w:hAnsi="Calibri" w:cs="Calibri"/>
               </w:rPr>
-              <w:t xml:space="preserve">Torna allo step </w:t>
-            </w:r>
-            <w:proofErr w:type="gramStart"/>
-            <w:r>
-              <w:rPr>
-                <w:rFonts w:ascii="Calibri" w:eastAsia="Calibri" w:hAnsi="Calibri" w:cs="Calibri"/>
-              </w:rPr>
-              <w:t>2</w:t>
-            </w:r>
-            <w:proofErr w:type="gramEnd"/>
-            <w:r>
-              <w:rPr>
-                <w:rFonts w:ascii="Calibri" w:eastAsia="Calibri" w:hAnsi="Calibri" w:cs="Calibri"/>
-              </w:rPr>
-              <w:t xml:space="preserve"> del </w:t>
+              <w:t xml:space="preserve">Torna allo step 2 del </w:t>
             </w:r>
             <w:proofErr w:type="spellStart"/>
             <w:r>
@@ -4680,6 +4652,15 @@
         <w:lastRenderedPageBreak/>
         <w:t>Riferimenti UI</w:t>
       </w:r>
+    </w:p>
+    <w:p>
+      <w:pPr>
+        <w:rPr>
+          <w:rFonts w:ascii="Calibri" w:eastAsia="Calibri" w:hAnsi="Calibri" w:cs="Calibri"/>
+          <w:b/>
+          <w:bCs/>
+        </w:rPr>
+      </w:pPr>
     </w:p>
     <w:tbl>
       <w:tblPr>
